--- a/乙級筆試資料/網頁設計乙級學科-173002A13 - 04資訊安全.docx
+++ b/乙級筆試資料/網頁設計乙級學科-173002A13 - 04資訊安全.docx
@@ -260,43 +260,63 @@
         <w:t>(1)</w:t>
       </w:r>
       <w:r>
-        <w:rPr/>
-        <w:t xml:space="preserve"> </w:t>
-      </w:r>
-      <w:r>
-        <w:rPr/>
+        <w:rPr>
+          <w:color w:val="EEEEEE"/>
+        </w:rPr>
+        <w:t xml:space="preserve"> </w:t>
+      </w:r>
+      <w:r>
+        <w:rPr>
+          <w:color w:val="EEEEEE"/>
+        </w:rPr>
         <w:t>何種網路設備或軟體可保護內部網路，以阻擋遠端使用者的非法使用？①防火牆</w:t>
       </w:r>
       <w:r>
-        <w:rPr/>
+        <w:rPr>
+          <w:color w:val="EEEEEE"/>
+        </w:rPr>
         <w:t>(Firewall) ②</w:t>
       </w:r>
       <w:r>
-        <w:rPr/>
+        <w:rPr>
+          <w:color w:val="EEEEEE"/>
+        </w:rPr>
         <w:t>垃圾郵件過濾系統</w:t>
       </w:r>
       <w:r>
-        <w:rPr/>
+        <w:rPr>
+          <w:color w:val="EEEEEE"/>
+        </w:rPr>
         <w:t>(Spam Filtering System) ③</w:t>
       </w:r>
       <w:r>
-        <w:rPr/>
+        <w:rPr>
+          <w:color w:val="EEEEEE"/>
+        </w:rPr>
         <w:t>特洛伊木馬</w:t>
       </w:r>
       <w:r>
-        <w:rPr/>
+        <w:rPr>
+          <w:color w:val="EEEEEE"/>
+        </w:rPr>
         <w:t>(Trojan) ④</w:t>
       </w:r>
       <w:r>
-        <w:rPr/>
+        <w:rPr>
+          <w:color w:val="EEEEEE"/>
+        </w:rPr>
         <w:t>集線器</w:t>
       </w:r>
       <w:r>
-        <w:rPr/>
+        <w:rPr>
+          <w:color w:val="EEEEEE"/>
+        </w:rPr>
         <w:t xml:space="preserve">(Hub) </w:t>
       </w:r>
       <w:r>
-        <w:rPr/>
+        <w:rPr>
+          <w:color w:val="EEEEEE"/>
+        </w:rPr>
         <w:t xml:space="preserve">。 </w:t>
       </w:r>
     </w:p>
@@ -309,7 +329,9 @@
         </w:numPr>
         <w:spacing w:before="120" w:after="120"/>
         <w:ind w:hanging="423" w:left="454" w:right="11"/>
-        <w:rPr/>
+        <w:rPr>
+          <w:color w:val="EEEEEE"/>
+        </w:rPr>
       </w:pPr>
       <w:r>
         <w:rPr>
@@ -319,11 +341,15 @@
         <w:t>(2)</w:t>
       </w:r>
       <w:r>
-        <w:rPr/>
-        <w:t xml:space="preserve"> </w:t>
-      </w:r>
-      <w:r>
-        <w:rPr/>
+        <w:rPr>
+          <w:color w:val="EEEEEE"/>
+        </w:rPr>
+        <w:t xml:space="preserve"> </w:t>
+      </w:r>
+      <w:r>
+        <w:rPr>
+          <w:color w:val="EEEEEE"/>
+        </w:rPr>
         <w:t xml:space="preserve">一般大眾經常收到許多企業利用電子郵件濫發廣告文宣的電子郵件，此類郵件統稱為何？ ①行銷郵件 ②垃圾郵件 ③病毒郵件 ④惡意郵件 。 </w:t>
       </w:r>
     </w:p>
@@ -346,59 +372,87 @@
         <w:t>(1)</w:t>
       </w:r>
       <w:r>
-        <w:rPr/>
-        <w:t xml:space="preserve"> </w:t>
-      </w:r>
-      <w:r>
-        <w:rPr/>
+        <w:rPr>
+          <w:color w:val="EEEEEE"/>
+        </w:rPr>
+        <w:t xml:space="preserve"> </w:t>
+      </w:r>
+      <w:r>
+        <w:rPr>
+          <w:color w:val="EEEEEE"/>
+        </w:rPr>
         <w:t>關於防火牆之敘述：</w:t>
       </w:r>
       <w:r>
-        <w:rPr/>
+        <w:rPr>
+          <w:color w:val="EEEEEE"/>
+        </w:rPr>
         <w:t>A.</w:t>
       </w:r>
       <w:r>
-        <w:rPr/>
+        <w:rPr>
+          <w:color w:val="EEEEEE"/>
+        </w:rPr>
         <w:t>主要功能是過濾封包、</w:t>
       </w:r>
       <w:r>
-        <w:rPr/>
+        <w:rPr>
+          <w:color w:val="EEEEEE"/>
+        </w:rPr>
         <w:t>B.</w:t>
       </w:r>
       <w:r>
-        <w:rPr/>
+        <w:rPr>
+          <w:color w:val="EEEEEE"/>
+        </w:rPr>
         <w:t xml:space="preserve">可以防止 </w:t>
       </w:r>
       <w:r>
-        <w:rPr/>
+        <w:rPr>
+          <w:color w:val="EEEEEE"/>
+        </w:rPr>
         <w:t xml:space="preserve">Hacker </w:t>
       </w:r>
       <w:r>
-        <w:rPr/>
+        <w:rPr>
+          <w:color w:val="EEEEEE"/>
+        </w:rPr>
         <w:t>從特定連接埠入侵電腦、</w:t>
       </w:r>
       <w:r>
-        <w:rPr/>
+        <w:rPr>
+          <w:color w:val="EEEEEE"/>
+        </w:rPr>
         <w:t>C.</w:t>
       </w:r>
       <w:r>
-        <w:rPr/>
+        <w:rPr>
+          <w:color w:val="EEEEEE"/>
+        </w:rPr>
         <w:t>可搜尋已感染病毒的電腦並掃除病毒、</w:t>
       </w:r>
       <w:r>
-        <w:rPr/>
+        <w:rPr>
+          <w:color w:val="EEEEEE"/>
+        </w:rPr>
         <w:t>D.</w:t>
       </w:r>
       <w:r>
-        <w:rPr/>
+        <w:rPr>
+          <w:color w:val="EEEEEE"/>
+        </w:rPr>
         <w:t>只能用硬體來完成防火牆的功能；何者正確？ ①</w:t>
       </w:r>
       <w:r>
-        <w:rPr/>
+        <w:rPr>
+          <w:color w:val="EEEEEE"/>
+        </w:rPr>
         <w:t xml:space="preserve">AB ②CD ③BC ④ABD </w:t>
       </w:r>
       <w:r>
-        <w:rPr/>
+        <w:rPr>
+          <w:color w:val="EEEEEE"/>
+        </w:rPr>
         <w:t xml:space="preserve">。 </w:t>
       </w:r>
     </w:p>
@@ -421,11 +475,15 @@
         <w:t>(2)</w:t>
       </w:r>
       <w:r>
-        <w:rPr/>
-        <w:t xml:space="preserve"> </w:t>
-      </w:r>
-      <w:r>
-        <w:rPr/>
+        <w:rPr>
+          <w:color w:val="EEEEEE"/>
+        </w:rPr>
+        <w:t xml:space="preserve"> </w:t>
+      </w:r>
+      <w:r>
+        <w:rPr>
+          <w:color w:val="EEEEEE"/>
+        </w:rPr>
         <w:t>關於「妥善保管客戶資料，確保客戶相關資料及客戶隱私的保密性」是基於何項原則之表現？ ①守法原則 ②保密原則 ③能力原則 ④誠信原則。</w:t>
       </w:r>
     </w:p>
@@ -448,11 +506,15 @@
         <w:t>(3)</w:t>
       </w:r>
       <w:r>
-        <w:rPr/>
-        <w:t xml:space="preserve"> </w:t>
-      </w:r>
-      <w:r>
-        <w:rPr/>
+        <w:rPr>
+          <w:color w:val="EEEEEE"/>
+        </w:rPr>
+        <w:t xml:space="preserve"> </w:t>
+      </w:r>
+      <w:r>
+        <w:rPr>
+          <w:color w:val="EEEEEE"/>
+        </w:rPr>
         <w:t xml:space="preserve">關於「系統在檢查使用者的密碼設定時，會作某些特性的限制或規定」之敘述何者錯誤？ ①密碼有效性 ②禁止更新密碼時延用舊密碼 ③禁止不同使用者的密碼相同 ④密碼必須有一定困難度 。 </w:t>
       </w:r>
     </w:p>
@@ -475,43 +537,63 @@
         <w:t>(2)</w:t>
       </w:r>
       <w:r>
-        <w:rPr/>
-        <w:t xml:space="preserve"> </w:t>
-      </w:r>
-      <w:r>
-        <w:rPr/>
+        <w:rPr>
+          <w:color w:val="EEEEEE"/>
+        </w:rPr>
+        <w:t xml:space="preserve"> </w:t>
+      </w:r>
+      <w:r>
+        <w:rPr>
+          <w:color w:val="EEEEEE"/>
+        </w:rPr>
         <w:t>關於「資料外洩」是破壞了「資訊安全」中的那一面向？ ①可用性</w:t>
       </w:r>
       <w:r>
-        <w:rPr/>
+        <w:rPr>
+          <w:color w:val="EEEEEE"/>
+        </w:rPr>
         <w:t>(Availability) ②</w:t>
       </w:r>
       <w:r>
-        <w:rPr/>
+        <w:rPr>
+          <w:color w:val="EEEEEE"/>
+        </w:rPr>
         <w:t>機密性</w:t>
       </w:r>
       <w:r>
-        <w:rPr/>
+        <w:rPr>
+          <w:color w:val="EEEEEE"/>
+        </w:rPr>
         <w:t>(Confidentiality) ③</w:t>
       </w:r>
       <w:r>
-        <w:rPr/>
+        <w:rPr>
+          <w:color w:val="EEEEEE"/>
+        </w:rPr>
         <w:t>不可否認性</w:t>
       </w:r>
       <w:r>
-        <w:rPr/>
+        <w:rPr>
+          <w:color w:val="EEEEEE"/>
+        </w:rPr>
         <w:t>(Non-repudiation) ④</w:t>
       </w:r>
       <w:r>
-        <w:rPr/>
+        <w:rPr>
+          <w:color w:val="EEEEEE"/>
+        </w:rPr>
         <w:t>完整性</w:t>
       </w:r>
       <w:r>
-        <w:rPr/>
+        <w:rPr>
+          <w:color w:val="EEEEEE"/>
+        </w:rPr>
         <w:t xml:space="preserve">(Integrity) </w:t>
       </w:r>
       <w:r>
-        <w:rPr/>
+        <w:rPr>
+          <w:color w:val="EEEEEE"/>
+        </w:rPr>
         <w:t xml:space="preserve">。 </w:t>
       </w:r>
     </w:p>
@@ -534,27 +616,39 @@
         <w:t>(4)</w:t>
       </w:r>
       <w:r>
-        <w:rPr/>
-        <w:t xml:space="preserve"> </w:t>
-      </w:r>
-      <w:r>
-        <w:rPr/>
+        <w:rPr>
+          <w:color w:val="EEEEEE"/>
+        </w:rPr>
+        <w:t xml:space="preserve"> </w:t>
+      </w:r>
+      <w:r>
+        <w:rPr>
+          <w:color w:val="EEEEEE"/>
+        </w:rPr>
         <w:t>關於電腦系統安全之敘述何者最不妥當？ ①設定密碼</w:t>
       </w:r>
       <w:r>
-        <w:rPr/>
+        <w:rPr>
+          <w:color w:val="EEEEEE"/>
+        </w:rPr>
         <w:t>(Password) ②</w:t>
       </w:r>
       <w:r>
-        <w:rPr/>
+        <w:rPr>
+          <w:color w:val="EEEEEE"/>
+        </w:rPr>
         <w:t>設定存取權限</w:t>
       </w:r>
       <w:r>
-        <w:rPr/>
+        <w:rPr>
+          <w:color w:val="EEEEEE"/>
+        </w:rPr>
         <w:t>(Access Right) ③</w:t>
       </w:r>
       <w:r>
-        <w:rPr/>
+        <w:rPr>
+          <w:color w:val="EEEEEE"/>
+        </w:rPr>
         <w:t xml:space="preserve">將資訊設備放置地點予以管制人員進出 ④將資料複製給他人保管 。 </w:t>
       </w:r>
     </w:p>
@@ -604,43 +698,63 @@
         <w:t>(1)</w:t>
       </w:r>
       <w:r>
-        <w:rPr/>
-        <w:t xml:space="preserve"> </w:t>
-      </w:r>
-      <w:r>
-        <w:rPr/>
+        <w:rPr>
+          <w:color w:val="EEEEEE"/>
+        </w:rPr>
+        <w:t xml:space="preserve"> </w:t>
+      </w:r>
+      <w:r>
+        <w:rPr>
+          <w:color w:val="EEEEEE"/>
+        </w:rPr>
         <w:t>關於資訊安全中系統備援之描述何者正確？ ①重要系統設備</w:t>
       </w:r>
       <w:r>
-        <w:rPr/>
+        <w:rPr>
+          <w:color w:val="EEEEEE"/>
+        </w:rPr>
         <w:t>(</w:t>
       </w:r>
       <w:r>
-        <w:rPr/>
+        <w:rPr>
+          <w:color w:val="EEEEEE"/>
+        </w:rPr>
         <w:t>含軟、硬體</w:t>
       </w:r>
       <w:r>
-        <w:rPr/>
+        <w:rPr>
+          <w:color w:val="EEEEEE"/>
+        </w:rPr>
         <w:t>)</w:t>
       </w:r>
       <w:r>
-        <w:rPr/>
+        <w:rPr>
+          <w:color w:val="EEEEEE"/>
+        </w:rPr>
         <w:t xml:space="preserve">必須有備援措施 ②備援方法必須以 </w:t>
       </w:r>
       <w:r>
-        <w:rPr/>
+        <w:rPr>
+          <w:color w:val="EEEEEE"/>
+        </w:rPr>
         <w:t>1</w:t>
       </w:r>
       <w:r>
-        <w:rPr/>
+        <w:rPr>
+          <w:color w:val="EEEEEE"/>
+        </w:rPr>
         <w:t>：</w:t>
       </w:r>
       <w:r>
-        <w:rPr/>
+        <w:rPr>
+          <w:color w:val="EEEEEE"/>
+        </w:rPr>
         <w:t xml:space="preserve">1 </w:t>
       </w:r>
       <w:r>
-        <w:rPr/>
+        <w:rPr>
+          <w:color w:val="EEEEEE"/>
+        </w:rPr>
         <w:t xml:space="preserve">對應的方式才可以 ③遠端備援方式由於需佔空間且人力支援不易，故不必考慮 ④備援需花費更多費用，因此不必考慮備援 。 </w:t>
       </w:r>
     </w:p>
@@ -663,19 +777,27 @@
         <w:t>(3)</w:t>
       </w:r>
       <w:r>
-        <w:rPr/>
-        <w:t xml:space="preserve"> </w:t>
-      </w:r>
-      <w:r>
-        <w:rPr/>
+        <w:rPr>
+          <w:color w:val="EEEEEE"/>
+        </w:rPr>
+        <w:t xml:space="preserve"> </w:t>
+      </w:r>
+      <w:r>
+        <w:rPr>
+          <w:color w:val="EEEEEE"/>
+        </w:rPr>
         <w:t>何者不屬於密碼學演算法？ ①</w:t>
       </w:r>
       <w:r>
-        <w:rPr/>
+        <w:rPr>
+          <w:color w:val="EEEEEE"/>
+        </w:rPr>
         <w:t xml:space="preserve">DES ②IDEA ③ZIP ④RSA </w:t>
       </w:r>
       <w:r>
-        <w:rPr/>
+        <w:rPr>
+          <w:color w:val="EEEEEE"/>
+        </w:rPr>
         <w:t xml:space="preserve">。 </w:t>
       </w:r>
     </w:p>
@@ -733,51 +855,75 @@
         <w:t>(3)</w:t>
       </w:r>
       <w:r>
-        <w:rPr/>
-        <w:t xml:space="preserve"> </w:t>
-      </w:r>
-      <w:r>
-        <w:rPr/>
+        <w:rPr>
+          <w:color w:val="EEEEEE"/>
+        </w:rPr>
+        <w:t xml:space="preserve"> </w:t>
+      </w:r>
+      <w:r>
+        <w:rPr>
+          <w:color w:val="EEEEEE"/>
+        </w:rPr>
         <w:t>何者不是密碼學原理最主要的應用？ ①數位簽章</w:t>
       </w:r>
       <w:r>
-        <w:rPr/>
+        <w:rPr>
+          <w:color w:val="EEEEEE"/>
+        </w:rPr>
         <w:t xml:space="preserve">(Digital Signature) ② </w:t>
       </w:r>
       <w:r>
-        <w:rPr/>
+        <w:rPr>
+          <w:color w:val="EEEEEE"/>
+        </w:rPr>
         <w:t>數位浮水印</w:t>
       </w:r>
       <w:r>
-        <w:rPr/>
+        <w:rPr>
+          <w:color w:val="EEEEEE"/>
+        </w:rPr>
         <w:t>(Digital Watermarking) ③</w:t>
       </w:r>
       <w:r>
-        <w:rPr/>
+        <w:rPr>
+          <w:color w:val="EEEEEE"/>
+        </w:rPr>
         <w:t>藍牙</w:t>
       </w:r>
       <w:r>
-        <w:rPr/>
+        <w:rPr>
+          <w:color w:val="EEEEEE"/>
+        </w:rPr>
         <w:t>(Bluetooth)</w:t>
       </w:r>
       <w:r>
-        <w:rPr/>
+        <w:rPr>
+          <w:color w:val="EEEEEE"/>
+        </w:rPr>
         <w:t>技術 ④公開金鑰基礎建設</w:t>
       </w:r>
       <w:r>
-        <w:rPr/>
+        <w:rPr>
+          <w:color w:val="EEEEEE"/>
+        </w:rPr>
         <w:t>(Public Key Infrastructure</w:t>
       </w:r>
       <w:r>
-        <w:rPr/>
+        <w:rPr>
+          <w:color w:val="EEEEEE"/>
+        </w:rPr>
         <w:t>，</w:t>
       </w:r>
       <w:r>
-        <w:rPr/>
+        <w:rPr>
+          <w:color w:val="EEEEEE"/>
+        </w:rPr>
         <w:t xml:space="preserve">PKI) </w:t>
       </w:r>
       <w:r>
-        <w:rPr/>
+        <w:rPr>
+          <w:color w:val="EEEEEE"/>
+        </w:rPr>
         <w:t xml:space="preserve">。 </w:t>
       </w:r>
     </w:p>
@@ -827,20 +973,32 @@
         <w:t>(2)</w:t>
       </w:r>
       <w:r>
-        <w:rPr/>
-        <w:t xml:space="preserve"> </w:t>
-      </w:r>
-      <w:r>
-        <w:rPr/>
+        <w:rPr>
+          <w:color w:val="EEEEEE"/>
+        </w:rPr>
+        <w:t xml:space="preserve"> </w:t>
+      </w:r>
+      <w:r>
+        <w:rPr>
+          <w:color w:val="EEEEEE"/>
+        </w:rPr>
         <w:t>何者不是數位簽章</w:t>
       </w:r>
       <w:r>
-        <w:rPr/>
+        <w:rPr>
+          <w:color w:val="EEEEEE"/>
+        </w:rPr>
         <w:t>(Digital Signature)</w:t>
       </w:r>
       <w:r>
-        <w:rPr/>
-        <w:t xml:space="preserve">的功能？ ①可證明信件的來源 ② 做為信件分類之用 ③可檢測信件是否遭竄改 ④發信人無法否認曾發過信 。 </w:t>
+        <w:rPr>
+          <w:color w:val="EEEEEE"/>
+        </w:rPr>
+        <w:t>的功能？ ①可證明信件的來源 ② 做為信件分類之用 ③可檢測信件是否遭竄改 ④發信人無法否認曾發過信 。</w:t>
+      </w:r>
+      <w:r>
+        <w:rPr/>
+        <w:t xml:space="preserve"> </w:t>
       </w:r>
     </w:p>
     <w:p>
@@ -932,11 +1090,15 @@
         <w:t>(4)</w:t>
       </w:r>
       <w:r>
-        <w:rPr/>
-        <w:t xml:space="preserve"> </w:t>
-      </w:r>
-      <w:r>
-        <w:rPr/>
+        <w:rPr>
+          <w:color w:val="EEEEEE"/>
+        </w:rPr>
+        <w:t xml:space="preserve"> </w:t>
+      </w:r>
+      <w:r>
+        <w:rPr>
+          <w:color w:val="EEEEEE"/>
+        </w:rPr>
         <w:t xml:space="preserve">何者是良好的電子郵件使用習慣？ ①收到信件趕快打開或執行郵件中的附檔 ②利用電子郵件傳遞機密資料 ③使用電子郵件大量寄發廣告信 ④ 不輕易將自己的電子郵件位址公佈於網站中 。 </w:t>
       </w:r>
     </w:p>
@@ -959,19 +1121,27 @@
         <w:t>(2)</w:t>
       </w:r>
       <w:r>
-        <w:rPr/>
-        <w:t xml:space="preserve"> </w:t>
-      </w:r>
-      <w:r>
-        <w:rPr/>
+        <w:rPr>
+          <w:color w:val="EEEEEE"/>
+        </w:rPr>
+        <w:t xml:space="preserve"> </w:t>
+      </w:r>
+      <w:r>
+        <w:rPr>
+          <w:color w:val="EEEEEE"/>
+        </w:rPr>
         <w:t>數位浮水印</w:t>
       </w:r>
       <w:r>
-        <w:rPr/>
+        <w:rPr>
+          <w:color w:val="EEEEEE"/>
+        </w:rPr>
         <w:t>(Digital Watermarking)</w:t>
       </w:r>
       <w:r>
-        <w:rPr/>
+        <w:rPr>
+          <w:color w:val="EEEEEE"/>
+        </w:rPr>
         <w:t xml:space="preserve">的主要應用為何？ ①上網撥接 ②電子商務的安全查核 ③網域名稱的查詢 ④使用者管理 。 </w:t>
       </w:r>
     </w:p>
@@ -994,11 +1164,15 @@
         <w:t>(1)</w:t>
       </w:r>
       <w:r>
-        <w:rPr/>
-        <w:t xml:space="preserve"> </w:t>
-      </w:r>
-      <w:r>
-        <w:rPr/>
+        <w:rPr>
+          <w:color w:val="EEEEEE"/>
+        </w:rPr>
+        <w:t xml:space="preserve"> </w:t>
+      </w:r>
+      <w:r>
+        <w:rPr>
+          <w:color w:val="EEEEEE"/>
+        </w:rPr>
         <w:t xml:space="preserve">關於「資訊系統安全措施」之敘述何者最不妥當？ ①資訊系統操作者統一保管密碼 ②資料加密 ③密碼變更 ④公佈之電子文件設定成唯讀檔 。 </w:t>
       </w:r>
     </w:p>
@@ -1011,7 +1185,9 @@
         </w:numPr>
         <w:spacing w:before="120" w:after="120"/>
         <w:ind w:hanging="423" w:left="454" w:right="11"/>
-        <w:rPr/>
+        <w:rPr>
+          <w:color w:val="EEEEEE"/>
+        </w:rPr>
       </w:pPr>
       <w:r>
         <w:rPr>
@@ -1021,11 +1197,15 @@
         <w:t>(3)</w:t>
       </w:r>
       <w:r>
-        <w:rPr/>
-        <w:t xml:space="preserve"> </w:t>
-      </w:r>
-      <w:r>
-        <w:rPr/>
+        <w:rPr>
+          <w:color w:val="EEEEEE"/>
+        </w:rPr>
+        <w:t xml:space="preserve"> </w:t>
+      </w:r>
+      <w:r>
+        <w:rPr>
+          <w:color w:val="EEEEEE"/>
+        </w:rPr>
         <w:t xml:space="preserve">何者與管制人員進入電腦系統之措施最不相關？ ①名牌 ②密碼 ③不斷電系統 ④門鎖 。 </w:t>
       </w:r>
     </w:p>
@@ -1048,11 +1228,15 @@
         <w:t>(4)</w:t>
       </w:r>
       <w:r>
-        <w:rPr/>
-        <w:t xml:space="preserve"> </w:t>
-      </w:r>
-      <w:r>
-        <w:rPr/>
+        <w:rPr>
+          <w:color w:val="EEEEEE"/>
+        </w:rPr>
+        <w:t xml:space="preserve"> </w:t>
+      </w:r>
+      <w:r>
+        <w:rPr>
+          <w:color w:val="EEEEEE"/>
+        </w:rPr>
         <w:t xml:space="preserve">關於資訊安全之敘述何者最不妥當？ ①設定檔案存取權限，如只允許讀取、不准寫入 ②設定檔案密碼保護，僅擁有密碼之人才得以使用 ③隨時將檔案備份，以備檔案資料被破壞時可回存使用 ④設定檔案資料公開，任何人皆可以使用 。 </w:t>
       </w:r>
     </w:p>
@@ -1129,11 +1313,15 @@
         <w:t>(2)</w:t>
       </w:r>
       <w:r>
-        <w:rPr/>
-        <w:t xml:space="preserve"> </w:t>
-      </w:r>
-      <w:r>
-        <w:rPr/>
+        <w:rPr>
+          <w:color w:val="EEEEEE"/>
+        </w:rPr>
+        <w:t xml:space="preserve"> </w:t>
+      </w:r>
+      <w:r>
+        <w:rPr>
+          <w:color w:val="EEEEEE"/>
+        </w:rPr>
         <w:t xml:space="preserve">可過濾、監視網路上的封包與通聯狀況，達到保護電腦的軟體為何？ ① 防毒軟體 ②防火牆 ③瀏覽器 ④即時通 。 </w:t>
       </w:r>
     </w:p>
@@ -1156,11 +1344,15 @@
         <w:t>(4)</w:t>
       </w:r>
       <w:r>
-        <w:rPr/>
-        <w:t xml:space="preserve"> </w:t>
-      </w:r>
-      <w:r>
-        <w:rPr/>
+        <w:rPr>
+          <w:color w:val="EEEEEE"/>
+        </w:rPr>
+        <w:t xml:space="preserve"> </w:t>
+      </w:r>
+      <w:r>
+        <w:rPr>
+          <w:color w:val="EEEEEE"/>
+        </w:rPr>
         <w:t xml:space="preserve">任何資訊系統之運作都免不了會發生災變或差錯，如果發生不幸希望能馬上採取復原措施，使損失減至最小，因此在系統規劃時均有復原計畫，以備事故發生時之緊急救濟措施，何項敘述最不適當？ ①復原計畫必須時時加以演習，使參與作業人員熟練復原處理作業，以爭取時效 ② 對於備份的復原資料應妥為準備 ③應尋找後備支援之電腦中心，並與其訂立支援合約，以為應變支援之需 ④復原計畫必須評估其所花費之成本，如果企業能容忍風險，只要事前將復原計畫教育所有作業人員，使其心生警惕，就可不必做實地演練，以節省成本 。 </w:t>
       </w:r>
     </w:p>
@@ -1183,43 +1375,63 @@
         <w:t>(4)</w:t>
       </w:r>
       <w:r>
-        <w:rPr/>
-        <w:t xml:space="preserve"> </w:t>
-      </w:r>
-      <w:r>
-        <w:rPr/>
+        <w:rPr>
+          <w:color w:val="EEEEEE"/>
+        </w:rPr>
+        <w:t xml:space="preserve"> </w:t>
+      </w:r>
+      <w:r>
+        <w:rPr>
+          <w:color w:val="EEEEEE"/>
+        </w:rPr>
         <w:t>在分散式開放系統中，何者不屬於安全管理之功能？ ①驗證</w:t>
       </w:r>
       <w:r>
-        <w:rPr/>
+        <w:rPr>
+          <w:color w:val="EEEEEE"/>
+        </w:rPr>
         <w:t>(Authenticat ion) ②</w:t>
       </w:r>
       <w:r>
-        <w:rPr/>
+        <w:rPr>
+          <w:color w:val="EEEEEE"/>
+        </w:rPr>
         <w:t>授權</w:t>
       </w:r>
       <w:r>
-        <w:rPr/>
+        <w:rPr>
+          <w:color w:val="EEEEEE"/>
+        </w:rPr>
         <w:t>(Authorization) ③</w:t>
       </w:r>
       <w:r>
-        <w:rPr/>
+        <w:rPr>
+          <w:color w:val="EEEEEE"/>
+        </w:rPr>
         <w:t>稽查</w:t>
       </w:r>
       <w:r>
-        <w:rPr/>
+        <w:rPr>
+          <w:color w:val="EEEEEE"/>
+        </w:rPr>
         <w:t>(Auditing) ④</w:t>
       </w:r>
       <w:r>
-        <w:rPr/>
+        <w:rPr>
+          <w:color w:val="EEEEEE"/>
+        </w:rPr>
         <w:t>回答</w:t>
       </w:r>
       <w:r>
-        <w:rPr/>
+        <w:rPr>
+          <w:color w:val="EEEEEE"/>
+        </w:rPr>
         <w:t xml:space="preserve">(Answering) </w:t>
       </w:r>
       <w:r>
-        <w:rPr/>
+        <w:rPr>
+          <w:color w:val="EEEEEE"/>
+        </w:rPr>
         <w:t xml:space="preserve">。 </w:t>
       </w:r>
     </w:p>
@@ -1242,12 +1454,20 @@
         <w:t>(4)</w:t>
       </w:r>
       <w:r>
-        <w:rPr/>
-        <w:t xml:space="preserve"> </w:t>
-      </w:r>
-      <w:r>
-        <w:rPr/>
-        <w:t xml:space="preserve">系統安全防護作業中，何種技術管理規劃最不妥當？ ①規劃安全稽核系統 ②採用防毒軟體 ③安排系統管理者接受訓練 ④規定密碼限定為有意義之名詞 。 </w:t>
+        <w:rPr>
+          <w:color w:val="EEEEEE"/>
+        </w:rPr>
+        <w:t xml:space="preserve"> </w:t>
+      </w:r>
+      <w:r>
+        <w:rPr>
+          <w:color w:val="EEEEEE"/>
+        </w:rPr>
+        <w:t>系統安全防護作業中，何種技術管理規劃最不妥當？ ①規劃安全稽核系統 ②採用防毒軟體 ③安排系統管理者接受訓練 ④規定密碼限定為有意義之名詞 。</w:t>
+      </w:r>
+      <w:r>
+        <w:rPr/>
+        <w:t xml:space="preserve"> </w:t>
       </w:r>
     </w:p>
     <w:p>
@@ -1269,11 +1489,15 @@
         <w:t>(3)</w:t>
       </w:r>
       <w:r>
-        <w:rPr/>
-        <w:t xml:space="preserve"> </w:t>
-      </w:r>
-      <w:r>
-        <w:rPr/>
+        <w:rPr>
+          <w:color w:val="EEEEEE"/>
+        </w:rPr>
+        <w:t xml:space="preserve"> </w:t>
+      </w:r>
+      <w:r>
+        <w:rPr>
+          <w:color w:val="EEEEEE"/>
+        </w:rPr>
         <w:t xml:space="preserve">關於遠端資料進行傳輸時，為避免資料被竊取，可以採用何種保護措施？ ①將資料壓縮 ②將資料解壓縮 ③將資料加密 ④將資料解密 。 </w:t>
       </w:r>
     </w:p>
@@ -1296,11 +1520,15 @@
         <w:t>(2)</w:t>
       </w:r>
       <w:r>
-        <w:rPr/>
-        <w:t xml:space="preserve"> </w:t>
-      </w:r>
-      <w:r>
-        <w:rPr/>
+        <w:rPr>
+          <w:color w:val="EEEEEE"/>
+        </w:rPr>
+        <w:t xml:space="preserve"> </w:t>
+      </w:r>
+      <w:r>
+        <w:rPr>
+          <w:color w:val="EEEEEE"/>
+        </w:rPr>
         <w:t xml:space="preserve">在資料通訊系統中，資料傳輸時，為了避免資料被竊取而外洩，應做何種防範措施？ ①將資料做錯誤檢查 ②將資料加密 ③將資料解密 ④將資料解壓縮 。 </w:t>
       </w:r>
     </w:p>
@@ -1323,11 +1551,15 @@
         <w:t>(2)</w:t>
       </w:r>
       <w:r>
-        <w:rPr/>
-        <w:t xml:space="preserve"> </w:t>
-      </w:r>
-      <w:r>
-        <w:rPr/>
+        <w:rPr>
+          <w:color w:val="EEEEEE"/>
+        </w:rPr>
+        <w:t xml:space="preserve"> </w:t>
+      </w:r>
+      <w:r>
+        <w:rPr>
+          <w:color w:val="EEEEEE"/>
+        </w:rPr>
         <w:t xml:space="preserve">何者是資訊安全系統為防止他人透過任何方式竊取資料，在伺服器端設定使用者權限？ ①監視性 ②資料存取控制 ③獨立性 ④識別 。 </w:t>
       </w:r>
     </w:p>
@@ -1409,11 +1641,15 @@
         <w:t>(4)</w:t>
       </w:r>
       <w:r>
-        <w:rPr/>
-        <w:t xml:space="preserve"> </w:t>
-      </w:r>
-      <w:r>
-        <w:rPr/>
+        <w:rPr>
+          <w:color w:val="EEEEEE"/>
+        </w:rPr>
+        <w:t xml:space="preserve"> </w:t>
+      </w:r>
+      <w:r>
+        <w:rPr>
+          <w:color w:val="EEEEEE"/>
+        </w:rPr>
         <w:t xml:space="preserve">如何最有效建立員工資訊安全意識？ ①從工作中建立 ②懲罰 ③獎勵 ④ 定期提醒與教育訓練 。 </w:t>
       </w:r>
     </w:p>
@@ -1471,12 +1707,20 @@
         <w:t>(3)</w:t>
       </w:r>
       <w:r>
-        <w:rPr/>
-        <w:t xml:space="preserve"> </w:t>
-      </w:r>
-      <w:r>
-        <w:rPr/>
-        <w:t xml:space="preserve">關於備份資料儲存之位置何者最不適當？ ①存放於另外一棟堅固之建築物 ②存放於專業資料保管公司 ③存放於同一間辦公室內 ④存放於防火防震之堅固保險櫃內 。 </w:t>
+        <w:rPr>
+          <w:color w:val="EEEEEE"/>
+        </w:rPr>
+        <w:t xml:space="preserve"> </w:t>
+      </w:r>
+      <w:r>
+        <w:rPr>
+          <w:color w:val="EEEEEE"/>
+        </w:rPr>
+        <w:t>關於備份資料儲存之位置何者最不適當？ ①存放於另外一棟堅固之建築物 ②存放於專業資料保管公司 ③存放於同一間辦公室內 ④存放於防火防震之堅固保險櫃內 。</w:t>
+      </w:r>
+      <w:r>
+        <w:rPr/>
+        <w:t xml:space="preserve"> </w:t>
       </w:r>
     </w:p>
     <w:p>
@@ -1498,11 +1742,15 @@
         <w:t>(1)</w:t>
       </w:r>
       <w:r>
-        <w:rPr/>
-        <w:t xml:space="preserve"> </w:t>
-      </w:r>
-      <w:r>
-        <w:rPr/>
+        <w:rPr>
+          <w:color w:val="EEEEEE"/>
+        </w:rPr>
+        <w:t xml:space="preserve"> </w:t>
+      </w:r>
+      <w:r>
+        <w:rPr>
+          <w:color w:val="EEEEEE"/>
+        </w:rPr>
         <w:t xml:space="preserve">關於資訊人員安全管理措施之敘述何者有誤？ ①單位中每一個人都可操作同一部電腦 ②對操作人員做好適當之教育訓練 ③製作識別卡以做為人員之進出管制 ④將已印出但無用之報表銷毀 。 </w:t>
       </w:r>
     </w:p>
@@ -1592,35 +1840,51 @@
         <w:t>(1)</w:t>
       </w:r>
       <w:r>
-        <w:rPr/>
-        <w:t xml:space="preserve"> </w:t>
-      </w:r>
-      <w:r>
-        <w:rPr/>
+        <w:rPr>
+          <w:color w:val="EEEEEE"/>
+        </w:rPr>
+        <w:t xml:space="preserve"> </w:t>
+      </w:r>
+      <w:r>
+        <w:rPr>
+          <w:color w:val="EEEEEE"/>
+        </w:rPr>
         <w:t>關於資訊安全中系統設備備援之敘述何者正確？ ①重要系統設備</w:t>
       </w:r>
       <w:r>
-        <w:rPr/>
+        <w:rPr>
+          <w:color w:val="EEEEEE"/>
+        </w:rPr>
         <w:t>(</w:t>
       </w:r>
       <w:r>
-        <w:rPr/>
+        <w:rPr>
+          <w:color w:val="EEEEEE"/>
+        </w:rPr>
         <w:t>含軟、硬體</w:t>
       </w:r>
       <w:r>
-        <w:rPr/>
+        <w:rPr>
+          <w:color w:val="EEEEEE"/>
+        </w:rPr>
         <w:t>)</w:t>
       </w:r>
       <w:r>
-        <w:rPr/>
+        <w:rPr>
+          <w:color w:val="EEEEEE"/>
+        </w:rPr>
         <w:t xml:space="preserve">必須有備援措施 ②備援方法必須以 </w:t>
       </w:r>
       <w:r>
-        <w:rPr/>
+        <w:rPr>
+          <w:color w:val="EEEEEE"/>
+        </w:rPr>
         <w:t xml:space="preserve">1:1 </w:t>
       </w:r>
       <w:r>
-        <w:rPr/>
+        <w:rPr>
+          <w:color w:val="EEEEEE"/>
+        </w:rPr>
         <w:t xml:space="preserve">對應方式才可 ③遠端備援方式由於需佔空間且人力支援不易，故不必考慮 ④備援需花費更多費用，因此不必考慮備援 。 </w:t>
       </w:r>
     </w:p>
@@ -1643,11 +1907,15 @@
         <w:t>(4)</w:t>
       </w:r>
       <w:r>
-        <w:rPr/>
-        <w:t xml:space="preserve"> </w:t>
-      </w:r>
-      <w:r>
-        <w:rPr/>
+        <w:rPr>
+          <w:color w:val="EEEEEE"/>
+        </w:rPr>
+        <w:t xml:space="preserve"> </w:t>
+      </w:r>
+      <w:r>
+        <w:rPr>
+          <w:color w:val="EEEEEE"/>
+        </w:rPr>
         <w:t xml:space="preserve">關於資訊安全中電子簽名保密技術之敘述何者正確？ ①電子簽名之技術不需解碼 ②若以設計問題的方法而論，電子簽名較公開鑰匙密碼法簡便③電子簽名乃是採用光筆、滑鼠等工具簽名，以供辨識 ④電子簽名乃是利用數字來代替票據必須由人親自簽名的方法 。 </w:t>
       </w:r>
     </w:p>
@@ -1660,7 +1928,9 @@
         </w:numPr>
         <w:spacing w:before="120" w:after="120"/>
         <w:ind w:hanging="423" w:left="454" w:right="11"/>
-        <w:rPr/>
+        <w:rPr>
+          <w:color w:val="EEEEEE"/>
+        </w:rPr>
       </w:pPr>
       <w:r>
         <w:rPr>
@@ -1670,11 +1940,15 @@
         <w:t>(3)</w:t>
       </w:r>
       <w:r>
-        <w:rPr/>
-        <w:t xml:space="preserve"> </w:t>
-      </w:r>
-      <w:r>
-        <w:rPr/>
+        <w:rPr>
+          <w:color w:val="EEEEEE"/>
+        </w:rPr>
+        <w:t xml:space="preserve"> </w:t>
+      </w:r>
+      <w:r>
+        <w:rPr>
+          <w:color w:val="EEEEEE"/>
+        </w:rPr>
         <w:t xml:space="preserve">關於電腦安全防護的措施中，何者是同時針對實體及資料的防護措施？ ①保留日誌檔 ②管制上機次數與時間 ③不斷電系統 ④人員定期輪調 。 </w:t>
       </w:r>
     </w:p>
@@ -1697,11 +1971,15 @@
         <w:t>(2)</w:t>
       </w:r>
       <w:r>
-        <w:rPr/>
-        <w:t xml:space="preserve"> </w:t>
-      </w:r>
-      <w:r>
-        <w:rPr/>
+        <w:rPr>
+          <w:color w:val="EEEEEE"/>
+        </w:rPr>
+        <w:t xml:space="preserve"> </w:t>
+      </w:r>
+      <w:r>
+        <w:rPr>
+          <w:color w:val="EEEEEE"/>
+        </w:rPr>
         <w:t xml:space="preserve">何者是不正確的「系統安全」措施？ ①加密保護機密資料 ②系統管理者統一保管使用者密碼 ③使用者不定期更改密碼 ④網路公用檔案設定成「唯讀」 。 </w:t>
       </w:r>
     </w:p>
@@ -1783,35 +2061,51 @@
         <w:t>(2)</w:t>
       </w:r>
       <w:r>
-        <w:rPr/>
-        <w:t xml:space="preserve"> </w:t>
-      </w:r>
-      <w:r>
-        <w:rPr/>
+        <w:rPr>
+          <w:color w:val="EEEEEE"/>
+        </w:rPr>
+        <w:t xml:space="preserve"> </w:t>
+      </w:r>
+      <w:r>
+        <w:rPr>
+          <w:color w:val="EEEEEE"/>
+        </w:rPr>
         <w:t xml:space="preserve">關於 </w:t>
       </w:r>
       <w:r>
-        <w:rPr/>
+        <w:rPr>
+          <w:color w:val="EEEEEE"/>
+        </w:rPr>
         <w:t xml:space="preserve">IT </w:t>
       </w:r>
       <w:r>
-        <w:rPr/>
+        <w:rPr>
+          <w:color w:val="EEEEEE"/>
+        </w:rPr>
         <w:t>災害復原</w:t>
       </w:r>
       <w:r>
-        <w:rPr/>
+        <w:rPr>
+          <w:color w:val="EEEEEE"/>
+        </w:rPr>
         <w:t>(Information Technology Disaster Recovery</w:t>
       </w:r>
       <w:r>
-        <w:rPr/>
+        <w:rPr>
+          <w:color w:val="EEEEEE"/>
+        </w:rPr>
         <w:t>，</w:t>
       </w:r>
       <w:r>
-        <w:rPr/>
+        <w:rPr>
+          <w:color w:val="EEEEEE"/>
+        </w:rPr>
         <w:t>ITDR)</w:t>
       </w:r>
       <w:r>
-        <w:rPr/>
+        <w:rPr>
+          <w:color w:val="EEEEEE"/>
+        </w:rPr>
         <w:t xml:space="preserve">的首要工作為何？ ①軟體的重置 ②環境的重置 ③系統的重置 ④資料的重置。 </w:t>
       </w:r>
     </w:p>
@@ -1885,12 +2179,20 @@
         <w:t>(2)</w:t>
       </w:r>
       <w:r>
-        <w:rPr/>
-        <w:t xml:space="preserve"> </w:t>
-      </w:r>
-      <w:r>
-        <w:rPr/>
-        <w:t xml:space="preserve">系統安全漏洞發生的主要原因為何？ ①硬體速度過慢 ②系統程式開發之疏失 ③電腦儲存空間不足 ④電源供應不穩定 。 </w:t>
+        <w:rPr>
+          <w:color w:val="EEEEEE"/>
+        </w:rPr>
+        <w:t xml:space="preserve"> </w:t>
+      </w:r>
+      <w:r>
+        <w:rPr>
+          <w:color w:val="EEEEEE"/>
+        </w:rPr>
+        <w:t>系統安全漏洞發生的主要原因為何？ ①硬體速度過慢 ②系統程式開發之疏失 ③電腦儲存空間不足 ④電源供應不穩定 。</w:t>
+      </w:r>
+      <w:r>
+        <w:rPr/>
+        <w:t xml:space="preserve"> </w:t>
       </w:r>
     </w:p>
     <w:p>
@@ -1912,11 +2214,15 @@
         <w:t>(3)</w:t>
       </w:r>
       <w:r>
-        <w:rPr/>
-        <w:t xml:space="preserve"> </w:t>
-      </w:r>
-      <w:r>
-        <w:rPr/>
+        <w:rPr>
+          <w:color w:val="EEEEEE"/>
+        </w:rPr>
+        <w:t xml:space="preserve"> </w:t>
+      </w:r>
+      <w:r>
+        <w:rPr>
+          <w:color w:val="EEEEEE"/>
+        </w:rPr>
         <w:t xml:space="preserve">身分證字號的最後一碼是用來做為何種檢驗？ ①範圍 ②總數 ③檢查號碼的正確性 ④一致性 。 </w:t>
       </w:r>
     </w:p>
@@ -1939,19 +2245,27 @@
         <w:t>(3)</w:t>
       </w:r>
       <w:r>
-        <w:rPr/>
-        <w:t xml:space="preserve"> </w:t>
-      </w:r>
-      <w:r>
-        <w:rPr/>
+        <w:rPr>
+          <w:color w:val="EEEEEE"/>
+        </w:rPr>
+        <w:t xml:space="preserve"> </w:t>
+      </w:r>
+      <w:r>
+        <w:rPr>
+          <w:color w:val="EEEEEE"/>
+        </w:rPr>
         <w:t>防火牆</w:t>
       </w:r>
       <w:r>
-        <w:rPr/>
+        <w:rPr>
+          <w:color w:val="EEEEEE"/>
+        </w:rPr>
         <w:t>(Firewall)</w:t>
       </w:r>
       <w:r>
-        <w:rPr/>
+        <w:rPr>
+          <w:color w:val="EEEEEE"/>
+        </w:rPr>
         <w:t xml:space="preserve">的主要作用為何？ ①防火 ②防搶 ③防止資料被竊取 ④ 硬體上的保護設施 。 </w:t>
       </w:r>
     </w:p>
@@ -2033,11 +2347,15 @@
         <w:t>(2)</w:t>
       </w:r>
       <w:r>
-        <w:rPr/>
-        <w:t xml:space="preserve"> </w:t>
-      </w:r>
-      <w:r>
-        <w:rPr/>
+        <w:rPr>
+          <w:color w:val="EEEEEE"/>
+        </w:rPr>
+        <w:t xml:space="preserve"> </w:t>
+      </w:r>
+      <w:r>
+        <w:rPr>
+          <w:color w:val="EEEEEE"/>
+        </w:rPr>
         <w:t xml:space="preserve">政府機關公務內部網路系統資訊遭竊的最主要威脅來自何者？ ①社交工程與位址假造 ②社交工程與零時差攻擊結合 ③國際恐怖份子與國內政治狂熱者 ④實體安全防護不佳 。 </w:t>
       </w:r>
     </w:p>
@@ -2060,19 +2378,27 @@
         <w:t>(3)</w:t>
       </w:r>
       <w:r>
-        <w:rPr/>
-        <w:t xml:space="preserve"> </w:t>
-      </w:r>
-      <w:r>
-        <w:rPr/>
+        <w:rPr>
+          <w:color w:val="EEEEEE"/>
+        </w:rPr>
+        <w:t xml:space="preserve"> </w:t>
+      </w:r>
+      <w:r>
+        <w:rPr>
+          <w:color w:val="EEEEEE"/>
+        </w:rPr>
         <w:t>為了防止資料庫遭破壞後無法回復，除了定期備份外，尚須進行那一項措施？ ①管制使用 ②人工記錄 ③隨時記錄變動日誌</w:t>
       </w:r>
       <w:r>
-        <w:rPr/>
+        <w:rPr>
+          <w:color w:val="EEEEEE"/>
+        </w:rPr>
         <w:t>(Log)</w:t>
       </w:r>
       <w:r>
-        <w:rPr/>
+        <w:rPr>
+          <w:color w:val="EEEEEE"/>
+        </w:rPr>
         <w:t xml:space="preserve">檔 ④程式修改 。 </w:t>
       </w:r>
     </w:p>
@@ -2095,12 +2421,16 @@
         <w:t>(1)</w:t>
       </w:r>
       <w:r>
-        <w:rPr/>
-        <w:t xml:space="preserve"> </w:t>
-      </w:r>
-      <w:r>
-        <w:rPr/>
-        <w:t xml:space="preserve">關於維護資料安全之敘述何者最不妥當？ ①為避免增加管理人員的困擾，系統密碼一旦設定便不宜任意變更 ②系統資料必須定時予以備份 ③備份資料應與系統設備及應用系統分開放置 ④應用系統必須設置專責人員，並設置使用日誌詳細記錄使用情形 。 </w:t>
+        <w:rPr>
+          <w:color w:val="EEEEEE"/>
+        </w:rPr>
+        <w:t xml:space="preserve"> </w:t>
+      </w:r>
+      <w:r>
+        <w:rPr>
+          <w:color w:val="EEEEEE"/>
+        </w:rPr>
+        <w:t>關於維護資料安全之敘述何者最不妥當？ ①為避免增加管理人員的困擾，系統密碼一旦設定便不宜任意變更 ②系統資料必須定時予以備份 ③備份資料應與系統設備及應用系統分開放置 ④應用系統必須設置專責人員，並設置使用日誌詳細記錄使用情形 。</w:t>
       </w:r>
     </w:p>
     <w:p>
@@ -2122,11 +2452,15 @@
         <w:t>(4)</w:t>
       </w:r>
       <w:r>
-        <w:rPr/>
-        <w:t xml:space="preserve"> </w:t>
-      </w:r>
-      <w:r>
-        <w:rPr/>
+        <w:rPr>
+          <w:color w:val="EEEEEE"/>
+        </w:rPr>
+        <w:t xml:space="preserve"> </w:t>
+      </w:r>
+      <w:r>
+        <w:rPr>
+          <w:color w:val="EEEEEE"/>
+        </w:rPr>
         <w:t xml:space="preserve">為了讓郵件在傳送過程中不被駭客破壞，可以藉由電子郵件那一項功能來達成？ ①壓縮 ②反駭客 ③密件副本 ④加密 。 </w:t>
       </w:r>
     </w:p>
@@ -2149,11 +2483,15 @@
         <w:t>(2)</w:t>
       </w:r>
       <w:r>
-        <w:rPr/>
-        <w:t xml:space="preserve"> </w:t>
-      </w:r>
-      <w:r>
-        <w:rPr/>
+        <w:rPr>
+          <w:color w:val="EEEEEE"/>
+        </w:rPr>
+        <w:t xml:space="preserve"> </w:t>
+      </w:r>
+      <w:r>
+        <w:rPr>
+          <w:color w:val="EEEEEE"/>
+        </w:rPr>
         <w:t xml:space="preserve">訂定災害防治標準作業程序及重要資料的備份，是屬何種時期所作的工作？ ①過渡時期 ②災變前 ③災害發生時 ④災變復原時期 。 </w:t>
       </w:r>
     </w:p>
@@ -2176,11 +2514,15 @@
         <w:t>(4)</w:t>
       </w:r>
       <w:r>
-        <w:rPr/>
-        <w:t xml:space="preserve"> </w:t>
-      </w:r>
-      <w:r>
-        <w:rPr/>
+        <w:rPr>
+          <w:color w:val="EEEEEE"/>
+        </w:rPr>
+        <w:t xml:space="preserve"> </w:t>
+      </w:r>
+      <w:r>
+        <w:rPr>
+          <w:color w:val="EEEEEE"/>
+        </w:rPr>
         <w:t xml:space="preserve">資料庫中重要資料欄的更新作業，為保留其過程的相關資料，以供核驗防範不法行為，可以利用何種檔案？ ①密碼檔 ②關聯檔 ③組態檔 ④日誌檔 。 </w:t>
       </w:r>
     </w:p>
@@ -2203,11 +2545,15 @@
         <w:t>(4)</w:t>
       </w:r>
       <w:r>
-        <w:rPr/>
-        <w:t xml:space="preserve"> </w:t>
-      </w:r>
-      <w:r>
-        <w:rPr/>
+        <w:rPr>
+          <w:color w:val="EEEEEE"/>
+        </w:rPr>
+        <w:t xml:space="preserve"> </w:t>
+      </w:r>
+      <w:r>
+        <w:rPr>
+          <w:color w:val="EEEEEE"/>
+        </w:rPr>
         <w:t xml:space="preserve">那一個不屬於資訊安全的威脅？ ①人為疏失 ②天災 ③機件故障 ④讀取資料 。 </w:t>
       </w:r>
     </w:p>
@@ -2297,11 +2643,15 @@
         <w:t>(1)</w:t>
       </w:r>
       <w:r>
-        <w:rPr/>
-        <w:t xml:space="preserve"> </w:t>
-      </w:r>
-      <w:r>
-        <w:rPr/>
+        <w:rPr>
+          <w:color w:val="EEEEEE"/>
+        </w:rPr>
+        <w:t xml:space="preserve"> </w:t>
+      </w:r>
+      <w:r>
+        <w:rPr>
+          <w:color w:val="EEEEEE"/>
+        </w:rPr>
         <w:t xml:space="preserve">從資訊安全的角度而言，何種作法最不適當？ ①轉寄信件時將前寄件人的收件名單引入信件中 ②不在網站中任意留下自己的私密資料 ③不使用電子郵件傳遞機密文件 ④使用防毒軟體保護自己的電腦 。 </w:t>
       </w:r>
     </w:p>
@@ -2324,11 +2674,15 @@
         <w:t>(3)</w:t>
       </w:r>
       <w:r>
-        <w:rPr/>
-        <w:t xml:space="preserve"> </w:t>
-      </w:r>
-      <w:r>
-        <w:rPr/>
+        <w:rPr>
+          <w:color w:val="EEEEEE"/>
+        </w:rPr>
+        <w:t xml:space="preserve"> </w:t>
+      </w:r>
+      <w:r>
+        <w:rPr>
+          <w:color w:val="EEEEEE"/>
+        </w:rPr>
         <w:t xml:space="preserve">尋找第二儲存空間是資料備份的安全做法，這種做法不包括何者？ ①與專業儲存公司合作 ②使用防火保險櫃 ③儲存在同一辦公室內另一部電腦上 ④存放在另外一棟堅固之建築物上 。 </w:t>
       </w:r>
     </w:p>
@@ -2351,12 +2705,16 @@
         <w:t>(3)</w:t>
       </w:r>
       <w:r>
-        <w:rPr/>
-        <w:t xml:space="preserve"> </w:t>
-      </w:r>
-      <w:r>
-        <w:rPr/>
-        <w:t xml:space="preserve">關於資料安全之敘述何者正確？ ①純屬技術問題，無關管理問題 ②純屬管理問題，無關技術問題 ③不但是技術問題，且是管理問題 ④既不是技術問題，也不是管理問題 。 </w:t>
+        <w:rPr>
+          <w:color w:val="EEEEEE"/>
+        </w:rPr>
+        <w:t xml:space="preserve"> </w:t>
+      </w:r>
+      <w:r>
+        <w:rPr>
+          <w:color w:val="EEEEEE"/>
+        </w:rPr>
+        <w:t>關於資料安全之敘述何者正確？ ①純屬技術問題，無關管理問題 ②純屬管理問題，無關技術問題 ③不但是技術問題，且是管理問題 ④既不是技術問題，也不是管理問題。</w:t>
       </w:r>
     </w:p>
     <w:p>
@@ -2378,43 +2736,63 @@
         <w:t>(1)</w:t>
       </w:r>
       <w:r>
-        <w:rPr/>
-        <w:t xml:space="preserve"> </w:t>
-      </w:r>
-      <w:r>
-        <w:rPr/>
+        <w:rPr>
+          <w:color w:val="EEEEEE"/>
+        </w:rPr>
+        <w:t xml:space="preserve"> </w:t>
+      </w:r>
+      <w:r>
+        <w:rPr>
+          <w:color w:val="EEEEEE"/>
+        </w:rPr>
         <w:t>資料錯誤檢核方式中，何者最不常用？ ①存取權限檢查</w:t>
       </w:r>
       <w:r>
-        <w:rPr/>
+        <w:rPr>
+          <w:color w:val="EEEEEE"/>
+        </w:rPr>
         <w:t>(Access Right V erification) ②</w:t>
       </w:r>
       <w:r>
-        <w:rPr/>
+        <w:rPr>
+          <w:color w:val="EEEEEE"/>
+        </w:rPr>
         <w:t>檢查號碼檢查</w:t>
       </w:r>
       <w:r>
-        <w:rPr/>
+        <w:rPr>
+          <w:color w:val="EEEEEE"/>
+        </w:rPr>
         <w:t>(Check Digit) ③</w:t>
       </w:r>
       <w:r>
-        <w:rPr/>
+        <w:rPr>
+          <w:color w:val="EEEEEE"/>
+        </w:rPr>
         <w:t>型態檢查</w:t>
       </w:r>
       <w:r>
-        <w:rPr/>
+        <w:rPr>
+          <w:color w:val="EEEEEE"/>
+        </w:rPr>
         <w:t>(Type Check) ④</w:t>
       </w:r>
       <w:r>
-        <w:rPr/>
+        <w:rPr>
+          <w:color w:val="EEEEEE"/>
+        </w:rPr>
         <w:t>範圍檢查</w:t>
       </w:r>
       <w:r>
-        <w:rPr/>
+        <w:rPr>
+          <w:color w:val="EEEEEE"/>
+        </w:rPr>
         <w:t xml:space="preserve">(Range Check) </w:t>
       </w:r>
       <w:r>
-        <w:rPr/>
+        <w:rPr>
+          <w:color w:val="EEEEEE"/>
+        </w:rPr>
         <w:t xml:space="preserve">。 </w:t>
       </w:r>
     </w:p>
@@ -2464,11 +2842,15 @@
         <w:t>(1)</w:t>
       </w:r>
       <w:r>
-        <w:rPr/>
-        <w:t xml:space="preserve"> </w:t>
-      </w:r>
-      <w:r>
-        <w:rPr/>
+        <w:rPr>
+          <w:color w:val="EEEEEE"/>
+        </w:rPr>
+        <w:t xml:space="preserve"> </w:t>
+      </w:r>
+      <w:r>
+        <w:rPr>
+          <w:color w:val="EEEEEE"/>
+        </w:rPr>
         <w:t xml:space="preserve">關於資訊系統的災害，何者最嚴重？ ①資料喪失 ②主管離職 ③硬體故障 ④軟體喪失 。 </w:t>
       </w:r>
     </w:p>
@@ -2491,27 +2873,39 @@
         <w:t>(4)</w:t>
       </w:r>
       <w:r>
-        <w:rPr/>
-        <w:t xml:space="preserve"> </w:t>
-      </w:r>
-      <w:r>
-        <w:rPr/>
+        <w:rPr>
+          <w:color w:val="EEEEEE"/>
+        </w:rPr>
+        <w:t xml:space="preserve"> </w:t>
+      </w:r>
+      <w:r>
+        <w:rPr>
+          <w:color w:val="EEEEEE"/>
+        </w:rPr>
         <w:t>電子簽章法中，所稱「加密」通常是利用那一種方式來達成？ ①</w:t>
       </w:r>
       <w:r>
-        <w:rPr/>
+        <w:rPr>
+          <w:color w:val="EEEEEE"/>
+        </w:rPr>
         <w:t xml:space="preserve">CA </w:t>
       </w:r>
       <w:r>
-        <w:rPr/>
+        <w:rPr>
+          <w:color w:val="EEEEEE"/>
+        </w:rPr>
         <w:t>憑證 ②宇宙放射法則 ③</w:t>
       </w:r>
       <w:r>
-        <w:rPr/>
+        <w:rPr>
+          <w:color w:val="EEEEEE"/>
+        </w:rPr>
         <w:t xml:space="preserve">Unicode </w:t>
       </w:r>
       <w:r>
-        <w:rPr/>
+        <w:rPr>
+          <w:color w:val="EEEEEE"/>
+        </w:rPr>
         <w:t xml:space="preserve">法 ④數學演算法，將電子文件以亂碼方式處理 。 </w:t>
       </w:r>
     </w:p>
@@ -2534,44 +2928,64 @@
         <w:t>(1)</w:t>
       </w:r>
       <w:r>
-        <w:rPr/>
-        <w:t xml:space="preserve"> </w:t>
-      </w:r>
-      <w:r>
-        <w:rPr/>
+        <w:rPr>
+          <w:color w:val="EEEEEE"/>
+        </w:rPr>
+        <w:t xml:space="preserve"> </w:t>
+      </w:r>
+      <w:r>
+        <w:rPr>
+          <w:color w:val="EEEEEE"/>
+        </w:rPr>
         <w:t>關於「零時差攻擊</w:t>
       </w:r>
       <w:r>
-        <w:rPr/>
+        <w:rPr>
+          <w:color w:val="EEEEEE"/>
+        </w:rPr>
         <w:t>(Zero-Day Attack)</w:t>
       </w:r>
       <w:r>
-        <w:rPr/>
+        <w:rPr>
+          <w:color w:val="EEEEEE"/>
+        </w:rPr>
         <w:t xml:space="preserve">」之敘述何者最妥當？ ①在軟體弱點被發現，但尚未有任何修補方法前所出現的對應攻擊行為 ②在午夜 </w:t>
       </w:r>
       <w:r>
-        <w:rPr/>
+        <w:rPr>
+          <w:color w:val="EEEEEE"/>
+        </w:rPr>
         <w:t xml:space="preserve">12 </w:t>
       </w:r>
       <w:r>
-        <w:rPr/>
+        <w:rPr>
+          <w:color w:val="EEEEEE"/>
+        </w:rPr>
         <w:t>點</w:t>
       </w:r>
       <w:r>
-        <w:rPr/>
+        <w:rPr>
+          <w:color w:val="EEEEEE"/>
+        </w:rPr>
         <w:t>(</w:t>
       </w:r>
       <w:r>
-        <w:rPr/>
+        <w:rPr>
+          <w:color w:val="EEEEEE"/>
+        </w:rPr>
         <w:t>零點</w:t>
       </w:r>
       <w:r>
-        <w:rPr/>
+        <w:rPr>
+          <w:color w:val="EEEEEE"/>
+        </w:rPr>
         <w:t>)</w:t>
       </w:r>
       <w:r>
-        <w:rPr/>
-        <w:t xml:space="preserve">發動攻擊的一種病毒行為 ③弱點掃描與攻擊發生在同一天的一種攻擊行為 ④攻擊與修補發生在同一天的一種網路事件 。 </w:t>
+        <w:rPr>
+          <w:color w:val="EEEEEE"/>
+        </w:rPr>
+        <w:t xml:space="preserve">發動攻擊的一種病毒行為 ③弱點掃描與攻擊發生在同一天的一種攻擊行為 ④攻擊與修補發生在同一天的一種網路事件。 </w:t>
       </w:r>
     </w:p>
     <w:p>
@@ -2628,27 +3042,39 @@
         <w:t>(1)</w:t>
       </w:r>
       <w:r>
-        <w:rPr/>
-        <w:t xml:space="preserve"> </w:t>
-      </w:r>
-      <w:r>
-        <w:rPr/>
+        <w:rPr>
+          <w:color w:val="EEEEEE"/>
+        </w:rPr>
+        <w:t xml:space="preserve"> </w:t>
+      </w:r>
+      <w:r>
+        <w:rPr>
+          <w:color w:val="EEEEEE"/>
+        </w:rPr>
         <w:t>關於使用可攜式儲存媒體</w:t>
       </w:r>
       <w:r>
-        <w:rPr/>
+        <w:rPr>
+          <w:color w:val="EEEEEE"/>
+        </w:rPr>
         <w:t>(</w:t>
       </w:r>
       <w:r>
-        <w:rPr/>
+        <w:rPr>
+          <w:color w:val="EEEEEE"/>
+        </w:rPr>
         <w:t>如：隨身碟</w:t>
       </w:r>
       <w:r>
-        <w:rPr/>
+        <w:rPr>
+          <w:color w:val="EEEEEE"/>
+        </w:rPr>
         <w:t>)</w:t>
       </w:r>
       <w:r>
-        <w:rPr/>
+        <w:rPr>
+          <w:color w:val="EEEEEE"/>
+        </w:rPr>
         <w:t xml:space="preserve">之敘述何者最不妥當？ ①只要不開啟其中內容，就算已連接到電腦上，也是安全的 ②容易將電腦病毒、木馬程式傳回自己或其他的電腦 ③媒體容易遺失 ④儲存在其中的資料易遭竊取或竄改 。 </w:t>
       </w:r>
     </w:p>
@@ -2696,11 +3122,15 @@
         <w:t>(134)</w:t>
       </w:r>
       <w:r>
-        <w:rPr/>
-        <w:t xml:space="preserve"> </w:t>
-      </w:r>
-      <w:r>
-        <w:rPr/>
+        <w:rPr>
+          <w:color w:val="EEEEEE"/>
+        </w:rPr>
+        <w:t xml:space="preserve"> </w:t>
+      </w:r>
+      <w:r>
+        <w:rPr>
+          <w:color w:val="EEEEEE"/>
+        </w:rPr>
         <w:t xml:space="preserve">關於資訊安全之敘述何者正確？ ①經常備份檔案資料是做到資訊安全的一種方法 ②只要不收陌生人所寄送之電子郵件，即可避免感染病毒 ③ 入侵偵測系統可以偵測出來自外部危害電腦安全的威脅 ④設置連線網路之防火牆無法有效防止公司不肖員工對內部網路的侵害 。 </w:t>
       </w:r>
     </w:p>
@@ -2722,11 +3152,15 @@
         <w:t>(24)</w:t>
       </w:r>
       <w:r>
-        <w:rPr/>
-        <w:t xml:space="preserve"> </w:t>
-      </w:r>
-      <w:r>
-        <w:rPr/>
+        <w:rPr>
+          <w:color w:val="EEEEEE"/>
+        </w:rPr>
+        <w:t xml:space="preserve"> </w:t>
+      </w:r>
+      <w:r>
+        <w:rPr>
+          <w:color w:val="EEEEEE"/>
+        </w:rPr>
         <w:t xml:space="preserve">關於防火牆之敘述何者錯誤？ ①會將不符合安全規則的資料封包丟棄 ②無法防止電腦病毒從特定連接埠入侵電腦 ③可用硬體或軟體來完成防火牆的功能 ④可搜尋已感染病毒的電腦並掃除病毒 。 </w:t>
       </w:r>
     </w:p>
@@ -2748,11 +3182,15 @@
         <w:t>(123)</w:t>
       </w:r>
       <w:r>
-        <w:rPr/>
-        <w:t xml:space="preserve"> </w:t>
-      </w:r>
-      <w:r>
-        <w:rPr/>
+        <w:rPr>
+          <w:color w:val="EEEEEE"/>
+        </w:rPr>
+        <w:t xml:space="preserve"> </w:t>
+      </w:r>
+      <w:r>
+        <w:rPr>
+          <w:color w:val="EEEEEE"/>
+        </w:rPr>
         <w:t xml:space="preserve">何者是網路安全威脅？ ①個資外洩 ②駭客入侵 ③網路釣魚 ④網路團購。 </w:t>
       </w:r>
     </w:p>
@@ -2774,19 +3212,27 @@
         <w:t>(24)</w:t>
       </w:r>
       <w:r>
-        <w:rPr/>
-        <w:t xml:space="preserve"> </w:t>
-      </w:r>
-      <w:r>
-        <w:rPr/>
+        <w:rPr>
+          <w:color w:val="EEEEEE"/>
+        </w:rPr>
+        <w:t xml:space="preserve"> </w:t>
+      </w:r>
+      <w:r>
+        <w:rPr>
+          <w:color w:val="EEEEEE"/>
+        </w:rPr>
         <w:t>何者不是防毒軟體？ ①</w:t>
       </w:r>
       <w:r>
-        <w:rPr/>
+        <w:rPr>
+          <w:color w:val="EEEEEE"/>
+        </w:rPr>
         <w:t>Avast! ②Twitter ③Kaspersky ④Partition Magic</w:t>
       </w:r>
       <w:r>
-        <w:rPr/>
+        <w:rPr>
+          <w:color w:val="EEEEEE"/>
+        </w:rPr>
         <w:t xml:space="preserve">。 </w:t>
       </w:r>
     </w:p>
@@ -2977,7 +3423,7 @@
         <w:sz w:val="22"/>
         <w:rFonts w:eastAsia="Arial" w:cs="Arial" w:ascii="Arial" w:hAnsi="Arial"/>
       </w:rPr>
-      <w:t>5</w:t>
+      <w:t>3</w:t>
     </w:r>
     <w:r>
       <w:rPr>
@@ -3202,7 +3648,7 @@
         </mc:Choice>
         <mc:Fallback>
           <w:pict>
-            <v:group id="shape_0" alt="Group 111015" style="position:absolute;margin-left:0pt;margin-top:136.95pt;width:595pt;height:567.95pt" coordorigin="0,2739" coordsize="11900,11359">
+            <v:group id="shape_0" alt="Group 111015" style="position:absolute;margin-left:0pt;margin-top:0pt;width:595pt;height:567.95pt" coordorigin="0,0" coordsize="11900,11359">
               <v:shapetype id="_x0000_t75" coordsize="21600,21600" o:spt="75" o:preferrelative="t" path="m@4@5l@4@11@9@11@9@5xe" filled="f" stroked="f">
                 <v:stroke joinstyle="miter"/>
                 <v:formulas>
@@ -3222,7 +3668,7 @@
                 <v:path o:extrusionok="f" gradientshapeok="t" o:connecttype="rect"/>
                 <o:lock v:ext="edit" aspectratio="t"/>
               </v:shapetype>
-              <v:shape id="shape_0" ID="Picture 111016" stroked="f" o:allowincell="f" style="position:absolute;left:0;top:2739;width:11899;height:11358;mso-wrap-style:none;v-text-anchor:middle;mso-position-horizontal-relative:page;mso-position-vertical-relative:page" type="_x0000_t75">
+              <v:shape id="shape_0" ID="Picture 111016" stroked="f" o:allowincell="f" style="position:absolute;left:0;top:0;width:11899;height:11358;mso-wrap-style:none;v-text-anchor:middle;mso-position-horizontal-relative:page;mso-position-vertical-relative:page" type="_x0000_t75">
                 <v:imagedata r:id="rId2" o:detectmouseclick="t"/>
                 <v:stroke color="#3465a4" joinstyle="round" endcap="flat"/>
                 <w10:wrap type="none"/>
@@ -3646,7 +4092,7 @@
   <w:docDefaults>
     <w:rPrDefault>
       <w:rPr>
-        <w:rFonts w:ascii="Calibri" w:hAnsi="Calibri" w:eastAsia="新細明體" w:cs="" w:asciiTheme="minorHAnsi" w:cstheme="minorBidi" w:eastAsiaTheme="minorEastAsia" w:hAnsiTheme="minorHAnsi"/>
+        <w:rFonts w:ascii="Calibri" w:hAnsi="Calibri" w:eastAsia="" w:cs="" w:asciiTheme="minorHAnsi" w:cstheme="minorBidi" w:eastAsiaTheme="minorEastAsia" w:hAnsiTheme="minorHAnsi"/>
         <w:kern w:val="2"/>
         <w:sz w:val="24"/>
         <w:szCs w:val="22"/>
@@ -4037,6 +4483,7 @@
     <w:qFormat/>
     <w:pPr>
       <w:widowControl/>
+      <w:suppressAutoHyphens w:val="true"/>
       <w:bidi w:val="0"/>
       <w:spacing w:lineRule="auto" w:line="271" w:before="0" w:after="70"/>
       <w:ind w:hanging="10" w:left="10" w:right="122"/>
@@ -4117,6 +4564,39 @@
       <w:rFonts w:cs="Arial"/>
     </w:rPr>
   </w:style>
+  <w:style w:type="paragraph" w:styleId="user">
+    <w:name w:val="標題 (user)"/>
+    <w:basedOn w:val="Normal"/>
+    <w:next w:val="BodyText"/>
+    <w:qFormat/>
+    <w:pPr>
+      <w:keepNext w:val="true"/>
+      <w:spacing w:before="240" w:after="120"/>
+    </w:pPr>
+    <w:rPr>
+      <w:rFonts w:ascii="Liberation Sans" w:hAnsi="Liberation Sans" w:eastAsia="Noto Sans TC" w:cs="Arial"/>
+      <w:sz w:val="28"/>
+      <w:szCs w:val="28"/>
+    </w:rPr>
+  </w:style>
+  <w:style w:type="paragraph" w:styleId="user1">
+    <w:name w:val="索引 (user)"/>
+    <w:basedOn w:val="Normal"/>
+    <w:qFormat/>
+    <w:pPr>
+      <w:suppressLineNumbers/>
+    </w:pPr>
+    <w:rPr>
+      <w:rFonts w:cs="Arial"/>
+    </w:rPr>
+  </w:style>
+  <w:style w:type="paragraph" w:styleId="user2">
+    <w:name w:val="頁首與頁尾 (user)"/>
+    <w:basedOn w:val="Normal"/>
+    <w:qFormat/>
+    <w:pPr/>
+    <w:rPr/>
+  </w:style>
   <w:style w:type="paragraph" w:styleId="Style16">
     <w:name w:val="頁首與頁尾"/>
     <w:basedOn w:val="Normal"/>
@@ -4126,18 +4606,18 @@
   </w:style>
   <w:style w:type="paragraph" w:styleId="Header">
     <w:name w:val="header"/>
-    <w:basedOn w:val="Style16"/>
+    <w:basedOn w:val="user2"/>
     <w:pPr/>
     <w:rPr/>
   </w:style>
   <w:style w:type="paragraph" w:styleId="Footer">
     <w:name w:val="footer"/>
-    <w:basedOn w:val="Style16"/>
+    <w:basedOn w:val="user2"/>
     <w:pPr/>
     <w:rPr/>
   </w:style>
-  <w:style w:type="numbering" w:styleId="Style17" w:default="1">
-    <w:name w:val="無清單"/>
+  <w:style w:type="numbering" w:styleId="user3" w:default="1">
+    <w:name w:val="無清單 (user)"/>
     <w:uiPriority w:val="99"/>
     <w:semiHidden/>
     <w:unhideWhenUsed/>
